--- a/eleva/roteiros-videos-tres-publicos/roteiro-2-sindico-aprimoramento.docx
+++ b/eleva/roteiros-videos-tres-publicos/roteiro-2-sindico-aprimoramento.docx
@@ -35,7 +35,7 @@
         <w:t xml:space="preserve">LP: </w:t>
       </w:r>
       <w:r>
-        <w:t xml:space="preserve">https://www.elevags.com.br/curso-avancado-sindico-profissional-gestor-de-ativos</w:t>
+        <w:t xml:space="preserve">https://www.elevags.com.br/curso-avancado-sindico-profissional-gestor-de-ativos e https://www.elevags.com.br/sessao-estrategica-sindicos</w:t>
       </w:r>
     </w:p>
     <w:p>
@@ -68,7 +68,7 @@
         <w:spacing w:after="100"/>
       </w:pPr>
       <w:r>
-        <w:t xml:space="preserve">Você já é síndico e sente que é trocado a cada assembleia, ou só é chamado quando o preço é o mais baixo? Esse vídeo é pra você.</w:t>
+        <w:t xml:space="preserve">Síndico. Se a cada assembleia você fica com receio de que seu contrato não seja renovado, ou que sua carteira de condomínios te troque pelo síndico mais barato do mercado, você está se posicionando como um síndico substituível — aquele que apenas resolve o operacional e não gera percepção de valor na mente do conselho do condomínio.</w:t>
       </w:r>
     </w:p>
     <w:p>
@@ -81,7 +81,7 @@
           <w:bCs/>
           <w:color w:val="1F4E79"/>
         </w:rPr>
-        <w:t xml:space="preserve">[PROBLEMA]</w:t>
+        <w:t xml:space="preserve">[SOLUÇÃO / VIRADA]</w:t>
       </w:r>
     </w:p>
     <w:p>
@@ -92,7 +92,7 @@
         <w:spacing w:after="100"/>
       </w:pPr>
       <w:r>
-        <w:t xml:space="preserve">Isso acontece porque a maioria dos síndicos é vista como alguém substituível — resolve o operacional e ponto.</w:t>
+        <w:t xml:space="preserve">Mas calma, que dá pra se posicionar como um síndico destaque. Aquele que se posiciona como parceiro, que não só resolve as demandas operacionais do dia a dia, mas também foca em revitalizar e valorizar o patrimônio de cada condomínio. Esse síndico não é trocado por preço — ele é visto como diferenciado e raro no mercado pelos condomínios. É aquele que renova contrato a cada assembleia, e ainda consegue cobrar honorários maiores porque gera valor. E naturalmente vai conseguindo indicações por se destacar nesse mercado.</w:t>
       </w:r>
     </w:p>
     <w:p>
@@ -105,7 +105,7 @@
           <w:bCs/>
           <w:color w:val="1F4E79"/>
         </w:rPr>
-        <w:t xml:space="preserve">[SOLUÇÃO / VIRADA]</w:t>
+        <w:t xml:space="preserve">[AUTORIDADE]</w:t>
       </w:r>
     </w:p>
     <w:p>
@@ -116,7 +116,7 @@
         <w:spacing w:after="100"/>
       </w:pPr>
       <w:r>
-        <w:t xml:space="preserve">Mas dá pra se posicionar como um síndico diferenciado: um parceiro que não só resolve o dia a dia, mas pensa em revitalizar e valorizar o patrimônio do condomínio. Esse síndico não é trocado por preço — é o síndico destaque, que renova contrato assembleia após assembleia e ainda consegue cobrar honorários maiores.</w:t>
+        <w:t xml:space="preserve">Eu sou o Giuliano Spolavori, tenho mais de 35 anos de mercado condominial e já administrei mais de 2 mil condomínios. E por toda essa experiência, desenvolvi dois caminhos para te ajudar.</w:t>
       </w:r>
     </w:p>
     <w:p>
@@ -129,7 +129,7 @@
           <w:bCs/>
           <w:color w:val="1F4E79"/>
         </w:rPr>
-        <w:t xml:space="preserve">[AUTORIDADE]</w:t>
+        <w:t xml:space="preserve">[CTA 1 — curso]</w:t>
       </w:r>
     </w:p>
     <w:p>
@@ -140,7 +140,7 @@
         <w:spacing w:after="100"/>
       </w:pPr>
       <w:r>
-        <w:t xml:space="preserve">Eu sou o Giuliano Spolavori, tenho mais de 35 anos de mercado condominial e já administrei mais de 2 mil condomínios.</w:t>
+        <w:t xml:space="preserve">Síndico, você pode se aprimorar e se posicionar como esse parceiro de negócios que gera patrimônio através do meu Curso Avançado de Síndico. Comente 'SÍNDICO' que eu te envio todas as informações no direct, ou acessa o link da bio.</w:t>
       </w:r>
     </w:p>
     <w:p>
@@ -153,7 +153,7 @@
           <w:bCs/>
           <w:color w:val="1F4E79"/>
         </w:rPr>
-        <w:t xml:space="preserve">[CTA]</w:t>
+        <w:t xml:space="preserve">[CTA 2 — sessão estratégica]</w:t>
       </w:r>
     </w:p>
     <w:p>
@@ -164,7 +164,7 @@
         <w:spacing w:after="100"/>
       </w:pPr>
       <w:r>
-        <w:t xml:space="preserve">Se você quer se aprimorar e parar de competir por preço, temos o Curso Avançado para Síndicos. Comenta 'SÍNDICO' aqui embaixo que te mando o link, ou acessa direto pelo link da bio.</w:t>
+        <w:t xml:space="preserve">Agora, se você já está pronto pra dar um passo mais acelerado, quer que eu faça um diagnóstico ou uma mentoria personalizada pra você, o primeiro passo é a gente conversar numa sessão estratégica, uma reunião online gratuita comigo. Se você se interessou, comente 'SESSÃO' que minha equipe vai agendar sua sessão estratégica gratuita, ou também acesse todas as informações pelo link da bio.</w:t>
       </w:r>
     </w:p>
     <w:p>
@@ -181,7 +181,7 @@
         <w:spacing w:after="150"/>
       </w:pPr>
       <w:r>
-        <w:t xml:space="preserve">Síndico: você é trocado a cada assembleia ou só chamado pelo preço mais baixo? 🏢</w:t>
+        <w:t xml:space="preserve">Síndico: se a cada assembleia você fica com receio de perder seu contrato ou de ser trocado pelo síndico mais barato do mercado, você está se posicionando como um síndico substituível. 🏢</w:t>
       </w:r>
     </w:p>
     <w:p>
@@ -189,7 +189,7 @@
         <w:spacing w:after="150"/>
       </w:pPr>
       <w:r>
-        <w:t xml:space="preserve">Dá pra ser o síndico destaque — o parceiro que não é trocado, que renova contrato e ainda cobra honorários maiores por sua entrega.</w:t>
+        <w:t xml:space="preserve">Mas dá pra virar o jogo: se posicionar como um síndico destaque, um parceiro que não só resolve o operacional, mas também valoriza o patrimônio de cada condomínio. Esse síndico não é trocado por preço — é renovado, indicado e cobra honorários maiores porque gera valor de verdade.</w:t>
       </w:r>
     </w:p>
     <w:p>
@@ -205,7 +205,7 @@
         <w:spacing w:after="150"/>
       </w:pPr>
       <w:r>
-        <w:t xml:space="preserve">Comenta "SÍNDICO" que te mando o link, ou acessa direto pelo link da bio 👉 Curso Avançado para Síndicos.</w:t>
+        <w:t xml:space="preserve">Comente "SÍNDICO" que te envio os detalhes do Curso Avançado de Síndico, ou "SESSÃO" para minha equipe agendar seu diagnóstico gratuito. Também disponível no link da bio.</w:t>
       </w:r>
     </w:p>
     <w:p>
